--- a/docs/legal/Cross_Border_Transfer_Basis_FOR_LEGAL_REVIEW.docx
+++ b/docs/legal/Cross_Border_Transfer_Basis_FOR_LEGAL_REVIEW.docx
@@ -4379,7 +4379,7 @@
         </w:numPr>
         <w:spacing w:after="80" w:line="268"/>
       </w:pPr>
-      <w:hyperlink w:history="1" r:id="rId4h0jy9i0qpi_yjpcj4ijf">
+      <w:hyperlink w:history="1" r:id="rIdvjduxmhgt0p1scm1oyecj">
         <w:r>
           <w:rPr>
             <w:color w:val="1155CC"/>
@@ -4398,7 +4398,7 @@
         </w:numPr>
         <w:spacing w:after="80" w:line="268"/>
       </w:pPr>
-      <w:hyperlink w:history="1" r:id="rIdjrxwxqq0v84tuq0s2-xy3">
+      <w:hyperlink w:history="1" r:id="rIda3inshgk4misvx2gclgpy">
         <w:r>
           <w:rPr>
             <w:color w:val="1155CC"/>
@@ -4417,7 +4417,7 @@
         </w:numPr>
         <w:spacing w:after="80" w:line="268"/>
       </w:pPr>
-      <w:hyperlink w:history="1" r:id="rIdaw3c7g6zxqja2ap6vvdaf">
+      <w:hyperlink w:history="1" r:id="rIdkmduze3sjg1m7fdcjmxk7">
         <w:r>
           <w:rPr>
             <w:color w:val="1155CC"/>
@@ -4436,7 +4436,7 @@
         </w:numPr>
         <w:spacing w:after="80" w:line="268"/>
       </w:pPr>
-      <w:hyperlink w:history="1" r:id="rIdgaoasfib3tdib_i_geomf">
+      <w:hyperlink w:history="1" r:id="rIdmxb_mxlcsowye80gkwb80">
         <w:r>
           <w:rPr>
             <w:color w:val="1155CC"/>
@@ -4455,7 +4455,7 @@
         </w:numPr>
         <w:spacing w:after="80" w:line="268"/>
       </w:pPr>
-      <w:hyperlink w:history="1" r:id="rId0wuyag7heqc0jwijkdt5o">
+      <w:hyperlink w:history="1" r:id="rIdyhayckcxiocqi0vrq9o7x">
         <w:r>
           <w:rPr>
             <w:color w:val="1155CC"/>
@@ -4474,7 +4474,7 @@
         </w:numPr>
         <w:spacing w:after="80" w:line="268"/>
       </w:pPr>
-      <w:hyperlink w:history="1" r:id="rIdmdjoakm6fg2-_gvmjyge6">
+      <w:hyperlink w:history="1" r:id="rIdb4wum-ocbuuj9i9am3ni1">
         <w:r>
           <w:rPr>
             <w:color w:val="1155CC"/>
@@ -4493,7 +4493,7 @@
         </w:numPr>
         <w:spacing w:after="80" w:line="268"/>
       </w:pPr>
-      <w:hyperlink w:history="1" r:id="rId6lcgib5-5olhpi-b_b_cx">
+      <w:hyperlink w:history="1" r:id="rIdnze3vrdtgyvjhu1fme5fs">
         <w:r>
           <w:rPr>
             <w:color w:val="1155CC"/>
